--- a/KDNA-Sentinel-Project-Brief.docx
+++ b/KDNA-Sentinel-Project-Brief.docx
@@ -359,7 +359,7 @@
           <w:sz w:val="21"/>
           <w:szCs w:val="21"/>
         </w:rPr>
-        <w:t xml:space="preserve">Not started.</w:t>
+        <w:t xml:space="preserve">Stage 0 complete — KDNA Forms submission lifecycle traced; Path B (upstream interception) confirmed. No Sentinel module code built yet.</w:t>
       </w:r>
     </w:p>
     <w:p>
@@ -388,7 +388,7 @@
           <w:sz w:val="21"/>
           <w:szCs w:val="21"/>
         </w:rPr>
-        <w:t xml:space="preserve">Stage 0 — Repo archaeology &amp; interception strategy.</w:t>
+        <w:t xml:space="preserve">Stage 1 — Plugin skeleton, settings, module toggles.</w:t>
       </w:r>
     </w:p>
     <w:p>
@@ -417,7 +417,7 @@
           <w:sz w:val="21"/>
           <w:szCs w:val="21"/>
         </w:rPr>
-        <w:t xml:space="preserve">None yet.</w:t>
+        <w:t xml:space="preserve">docs/kdna-forms-lifecycle.md (Stage 0 interception strategy + PATH B recommendation).</w:t>
       </w:r>
     </w:p>
     <w:p>
@@ -551,7 +551,7 @@
                 <w:sz w:val="19"/>
                 <w:szCs w:val="19"/>
               </w:rPr>
-              <w:t xml:space="preserve">—</w:t>
+              <w:t xml:space="preserve">Stage 0</w:t>
             </w:r>
           </w:p>
         </w:tc>
@@ -575,7 +575,7 @@
                 <w:sz w:val="19"/>
                 <w:szCs w:val="19"/>
               </w:rPr>
-              <w:t xml:space="preserve">—</w:t>
+              <w:t xml:space="preserve">KDNA Forms reference ships as reference/kdna-forms-1.2.0.zip (a zip), not an extracted reference/kdna-forms/ tree as the brief paths assume. Analysed via a read-only scratch extraction; the repo zip was not modified.</w:t>
             </w:r>
           </w:p>
         </w:tc>
@@ -599,7 +599,7 @@
                 <w:sz w:val="19"/>
                 <w:szCs w:val="19"/>
               </w:rPr>
-              <w:t xml:space="preserve">—</w:t>
+              <w:t xml:space="preserve">As delivered in the repo. No functional impact: Stage 0 is read-only. Later Guard stages can reference the same zip or an unzip of it; interception is via runtime hooks, not the reference files.</w:t>
             </w:r>
           </w:p>
         </w:tc>

--- a/KDNA-Sentinel-Project-Brief.docx
+++ b/KDNA-Sentinel-Project-Brief.docx
@@ -359,7 +359,7 @@
           <w:sz w:val="21"/>
           <w:szCs w:val="21"/>
         </w:rPr>
-        <w:t xml:space="preserve">Stage 0 complete — KDNA Forms submission lifecycle traced; Path B (upstream interception) confirmed. No Sentinel module code built yet.</w:t>
+        <w:t xml:space="preserve">Stage 1 complete — activatable plugin skeleton: top-level "KDNA Sentinel" menu with Guard/Watch/Hub tabs, master enable toggles for Guard and Watch persisted in the kdna_sentinel_settings option, and the three custom tables created via dbDelta on activation. No detection or scanning logic yet.</w:t>
       </w:r>
     </w:p>
     <w:p>
@@ -388,7 +388,7 @@
           <w:sz w:val="21"/>
           <w:szCs w:val="21"/>
         </w:rPr>
-        <w:t xml:space="preserve">Stage 1 — Plugin skeleton, settings, module toggles.</w:t>
+        <w:t xml:space="preserve">Stage 2 — Guard: heuristics engine + form bindings.</w:t>
       </w:r>
     </w:p>
     <w:p>
@@ -417,7 +417,7 @@
           <w:sz w:val="21"/>
           <w:szCs w:val="21"/>
         </w:rPr>
-        <w:t xml:space="preserve">docs/kdna-forms-lifecycle.md (Stage 0 interception strategy + PATH B recommendation).</w:t>
+        <w:t xml:space="preserve">docs/kdna-forms-lifecycle.md; kdna-sentinel/ plugin — kdna-sentinel.php, uninstall.php, README.txt, includes/class-sentinel-activator.php, includes/class-sentinel-core.php, includes/class-sentinel-settings.php, admin/admin-style.css, admin/views/ (settings-page, tab-guard, tab-watch, tab-hub), assets/js/admin.js, and empty guard/watch/hub module dirs.</w:t>
       </w:r>
     </w:p>
     <w:p>
@@ -600,6 +600,80 @@
                 <w:szCs w:val="19"/>
               </w:rPr>
               <w:t xml:space="preserve">As delivered in the repo. No functional impact: Stage 0 is read-only. Later Guard stages can reference the same zip or an unzip of it; interception is via runtime hooks, not the reference files.</w:t>
+            </w:r>
+          </w:p>
+        </w:tc>
+      </w:tr>
+      <w:tr>
+        <w:tc>
+          <w:tcPr>
+            <w:tcW w:type="dxa" w:w="1400"/>
+            <w:shd w:fill="FFFFFF" w:val="clear"/>
+            <w:tcMar>
+              <w:top w:type="dxa" w:w="60"/>
+              <w:left w:type="dxa" w:w="100"/>
+              <w:bottom w:type="dxa" w:w="60"/>
+              <w:right w:type="dxa" w:w="100"/>
+            </w:tcMar>
+          </w:tcPr>
+          <w:p>
+            <w:r>
+              <w:rPr>
+                <w:b w:val="false"/>
+                <w:bCs w:val="false"/>
+                <w:color w:val="222222"/>
+                <w:sz w:val="19"/>
+                <w:szCs w:val="19"/>
+              </w:rPr>
+              <w:t xml:space="preserve">Stage 1</w:t>
+            </w:r>
+          </w:p>
+        </w:tc>
+        <w:tc>
+          <w:tcPr>
+            <w:tcW w:type="dxa" w:w="4400"/>
+            <w:shd w:fill="FFFFFF" w:val="clear"/>
+            <w:tcMar>
+              <w:top w:type="dxa" w:w="60"/>
+              <w:left w:type="dxa" w:w="100"/>
+              <w:bottom w:type="dxa" w:w="60"/>
+              <w:right w:type="dxa" w:w="100"/>
+            </w:tcMar>
+          </w:tcPr>
+          <w:p>
+            <w:r>
+              <w:rPr>
+                <w:b w:val="false"/>
+                <w:bCs w:val="false"/>
+                <w:color w:val="222222"/>
+                <w:sz w:val="19"/>
+                <w:szCs w:val="19"/>
+              </w:rPr>
+              <w:t xml:space="preserve">Added files beyond the literal Section 3 tree: includes/class-sentinel-activator.php (activation + schema), uninstall.php (drops tables and options), and index.php silence files in each directory.</w:t>
+            </w:r>
+          </w:p>
+        </w:tc>
+        <w:tc>
+          <w:tcPr>
+            <w:tcW w:type="dxa" w:w="3200"/>
+            <w:shd w:fill="FFFFFF" w:val="clear"/>
+            <w:tcMar>
+              <w:top w:type="dxa" w:w="60"/>
+              <w:left w:type="dxa" w:w="100"/>
+              <w:bottom w:type="dxa" w:w="60"/>
+              <w:right w:type="dxa" w:w="100"/>
+            </w:tcMar>
+          </w:tcPr>
+          <w:p>
+            <w:r>
+              <w:rPr>
+                <w:b w:val="false"/>
+                <w:bCs w:val="false"/>
+                <w:color w:val="222222"/>
+                <w:sz w:val="19"/>
+                <w:szCs w:val="19"/>
+              </w:rPr>
+              <w:t xml:space="preserve">Standard WordPress practice and required by the brief's own rules (custom tables removed only on uninstall; lean main file). Architecture unchanged.</w:t>
             </w:r>
           </w:p>
         </w:tc>

--- a/KDNA-Sentinel-Project-Brief.docx
+++ b/KDNA-Sentinel-Project-Brief.docx
@@ -359,7 +359,7 @@
           <w:sz w:val="21"/>
           <w:szCs w:val="21"/>
         </w:rPr>
-        <w:t xml:space="preserve">Stage 1 complete — activatable plugin skeleton: top-level "KDNA Sentinel" menu with Guard/Watch/Hub tabs, master enable toggles for Guard and Watch persisted in the kdna_sentinel_settings option, and the three custom tables created via dbDelta on activation. No detection or scanning logic yet.</w:t>
+        <w:t xml:space="preserve">Stage 2 complete — Guard heuristics engine (PASS/BLOCK/BORDERLINE: honeypot, signed time-to-submit threshold, interaction signal, local IP blocklist) wired into KDNA Forms via upstream interception (kdnaform_entry_is_spam + kdnaform_get_form_filter, no KDNA Forms changes) and into WooCommerce account forms when WooCommerce is active. Blocks are logged (quarantine store lands in Stage 4); borderline is flagged but not yet API-scored (Stage 3). Fail-open throughout.</w:t>
       </w:r>
     </w:p>
     <w:p>
@@ -388,7 +388,7 @@
           <w:sz w:val="21"/>
           <w:szCs w:val="21"/>
         </w:rPr>
-        <w:t xml:space="preserve">Stage 2 — Guard: heuristics engine + form bindings.</w:t>
+        <w:t xml:space="preserve">Stage 3 — Guard: Claude API borderline scorer.</w:t>
       </w:r>
     </w:p>
     <w:p>
@@ -417,7 +417,7 @@
           <w:sz w:val="21"/>
           <w:szCs w:val="21"/>
         </w:rPr>
-        <w:t xml:space="preserve">docs/kdna-forms-lifecycle.md; kdna-sentinel/ plugin — kdna-sentinel.php, uninstall.php, README.txt, includes/class-sentinel-activator.php, includes/class-sentinel-core.php, includes/class-sentinel-settings.php, admin/admin-style.css, admin/views/ (settings-page, tab-guard, tab-watch, tab-hub), assets/js/admin.js, and empty guard/watch/hub module dirs.</w:t>
+        <w:t xml:space="preserve">docs/kdna-forms-lifecycle.md; kdna-sentinel/ plugin. Stage 2 added includes/guard/class-guard.php, class-guard-verdict.php, class-guard-heuristics.php and class-guard-hooks.php, plus expanded Guard settings (honeypot, timing threshold, IP blocklist) in class-sentinel-core.php, class-sentinel-settings.php and admin/views/tab-guard.php. class-guard-scorer.php and class-guard-quarantine.php arrive in Stages 3-4.</w:t>
       </w:r>
     </w:p>
     <w:p>
@@ -674,6 +674,80 @@
                 <w:szCs w:val="19"/>
               </w:rPr>
               <w:t xml:space="preserve">Standard WordPress practice and required by the brief's own rules (custom tables removed only on uninstall; lean main file). Architecture unchanged.</w:t>
+            </w:r>
+          </w:p>
+        </w:tc>
+      </w:tr>
+      <w:tr>
+        <w:tc>
+          <w:tcPr>
+            <w:tcW w:type="dxa" w:w="1400"/>
+            <w:shd w:fill="FFFFFF" w:val="clear"/>
+            <w:tcMar>
+              <w:top w:type="dxa" w:w="60"/>
+              <w:left w:type="dxa" w:w="100"/>
+              <w:bottom w:type="dxa" w:w="60"/>
+              <w:right w:type="dxa" w:w="100"/>
+            </w:tcMar>
+          </w:tcPr>
+          <w:p>
+            <w:r>
+              <w:rPr>
+                <w:b w:val="false"/>
+                <w:bCs w:val="false"/>
+                <w:color w:val="222222"/>
+                <w:sz w:val="19"/>
+                <w:szCs w:val="19"/>
+              </w:rPr>
+              <w:t xml:space="preserve">Stage 2</w:t>
+            </w:r>
+          </w:p>
+        </w:tc>
+        <w:tc>
+          <w:tcPr>
+            <w:tcW w:type="dxa" w:w="4400"/>
+            <w:shd w:fill="FFFFFF" w:val="clear"/>
+            <w:tcMar>
+              <w:top w:type="dxa" w:w="60"/>
+              <w:left w:type="dxa" w:w="100"/>
+              <w:bottom w:type="dxa" w:w="60"/>
+              <w:right w:type="dxa" w:w="100"/>
+            </w:tcMar>
+          </w:tcPr>
+          <w:p>
+            <w:r>
+              <w:rPr>
+                <w:b w:val="false"/>
+                <w:bCs w:val="false"/>
+                <w:color w:val="222222"/>
+                <w:sz w:val="19"/>
+                <w:szCs w:val="19"/>
+              </w:rPr>
+              <w:t xml:space="preserve">Added includes/guard/class-guard-verdict.php (the 'verdict object' the brief refers to). Interaction detection uses a small inline script injected alongside the honeypot.</w:t>
+            </w:r>
+          </w:p>
+        </w:tc>
+        <w:tc>
+          <w:tcPr>
+            <w:tcW w:type="dxa" w:w="3200"/>
+            <w:shd w:fill="FFFFFF" w:val="clear"/>
+            <w:tcMar>
+              <w:top w:type="dxa" w:w="60"/>
+              <w:left w:type="dxa" w:w="100"/>
+              <w:bottom w:type="dxa" w:w="60"/>
+              <w:right w:type="dxa" w:w="100"/>
+            </w:tcMar>
+          </w:tcPr>
+          <w:p>
+            <w:r>
+              <w:rPr>
+                <w:b w:val="false"/>
+                <w:bCs w:val="false"/>
+                <w:color w:val="222222"/>
+                <w:sz w:val="19"/>
+                <w:szCs w:val="19"/>
+              </w:rPr>
+              <w:t xml:space="preserve">'No interaction' and 'no reliable timing' are treated as soft signals (BORDERLINE), not hard blocks, so no-JS / cached-page visitors are never blocked outright. Honeypot, blocklisted IP and sub-threshold timing remain hard blocks. This reconciles Section 4's flow with the fail-open rule.</w:t>
             </w:r>
           </w:p>
         </w:tc>

--- a/KDNA-Sentinel-Project-Brief.docx
+++ b/KDNA-Sentinel-Project-Brief.docx
@@ -359,7 +359,7 @@
           <w:sz w:val="21"/>
           <w:szCs w:val="21"/>
         </w:rPr>
-        <w:t xml:space="preserve">Stage 2 complete — Guard heuristics engine (PASS/BLOCK/BORDERLINE: honeypot, signed time-to-submit threshold, interaction signal, local IP blocklist) wired into KDNA Forms via upstream interception (kdnaform_entry_is_spam + kdnaform_get_form_filter, no KDNA Forms changes) and into WooCommerce account forms when WooCommerce is active. Blocks are logged (quarantine store lands in Stage 4); borderline is flagged but not yet API-scored (Stage 3). Fail-open throughout.</w:t>
+        <w:t xml:space="preserve">Stage 3 complete — Guard Claude API borderline scorer. Only BORDERLINE submissions call the API (PASS and BLOCK never do); only the message body is sent (never full PII), classified SPAM/HAM with a confidence via a Haiku-class model over wp_remote_post. Below a configurable HAM confidence threshold the submission is quarantined; strict fail-open (let through, logged) on any error, timeout, unparseable reply, or once a per-day call cap is hit. API key stored server-side and never echoed back in full. Still logging blocks; quarantine store lands in Stage 4.</w:t>
       </w:r>
     </w:p>
     <w:p>
@@ -388,7 +388,7 @@
           <w:sz w:val="21"/>
           <w:szCs w:val="21"/>
         </w:rPr>
-        <w:t xml:space="preserve">Stage 3 — Guard: Claude API borderline scorer.</w:t>
+        <w:t xml:space="preserve">Stage 4 — Guard: quarantine + one-click release.</w:t>
       </w:r>
     </w:p>
     <w:p>
@@ -417,7 +417,7 @@
           <w:sz w:val="21"/>
           <w:szCs w:val="21"/>
         </w:rPr>
-        <w:t xml:space="preserve">docs/kdna-forms-lifecycle.md; kdna-sentinel/ plugin. Stage 2 added includes/guard/class-guard.php, class-guard-verdict.php, class-guard-heuristics.php and class-guard-hooks.php, plus expanded Guard settings (honeypot, timing threshold, IP blocklist) in class-sentinel-core.php, class-sentinel-settings.php and admin/views/tab-guard.php. class-guard-scorer.php and class-guard-quarantine.php arrive in Stages 3-4.</w:t>
+        <w:t xml:space="preserve">docs/kdna-forms-lifecycle.md; kdna-sentinel/ plugin. Stage 3 added includes/guard/class-guard-scorer.php and expanded Guard settings (API key, model, confidence threshold, daily cap) in class-sentinel-core.php, class-sentinel-settings.php and admin/views/tab-guard.php; class-guard.php now wires the scorer and class-guard-hooks.php sends message-only content to it. class-guard-quarantine.php arrives in Stage 4.</w:t>
       </w:r>
     </w:p>
     <w:p>
@@ -748,6 +748,80 @@
                 <w:szCs w:val="19"/>
               </w:rPr>
               <w:t xml:space="preserve">'No interaction' and 'no reliable timing' are treated as soft signals (BORDERLINE), not hard blocks, so no-JS / cached-page visitors are never blocked outright. Honeypot, blocklisted IP and sub-threshold timing remain hard blocks. This reconciles Section 4's flow with the fail-open rule.</w:t>
+            </w:r>
+          </w:p>
+        </w:tc>
+      </w:tr>
+      <w:tr>
+        <w:tc>
+          <w:tcPr>
+            <w:tcW w:type="dxa" w:w="1400"/>
+            <w:shd w:fill="FFFFFF" w:val="clear"/>
+            <w:tcMar>
+              <w:top w:type="dxa" w:w="60"/>
+              <w:left w:type="dxa" w:w="100"/>
+              <w:bottom w:type="dxa" w:w="60"/>
+              <w:right w:type="dxa" w:w="100"/>
+            </w:tcMar>
+          </w:tcPr>
+          <w:p>
+            <w:r>
+              <w:rPr>
+                <w:b w:val="false"/>
+                <w:bCs w:val="false"/>
+                <w:color w:val="222222"/>
+                <w:sz w:val="19"/>
+                <w:szCs w:val="19"/>
+              </w:rPr>
+              <w:t xml:space="preserve">Stage 3</w:t>
+            </w:r>
+          </w:p>
+        </w:tc>
+        <w:tc>
+          <w:tcPr>
+            <w:tcW w:type="dxa" w:w="4400"/>
+            <w:shd w:fill="FFFFFF" w:val="clear"/>
+            <w:tcMar>
+              <w:top w:type="dxa" w:w="60"/>
+              <w:left w:type="dxa" w:w="100"/>
+              <w:bottom w:type="dxa" w:w="60"/>
+              <w:right w:type="dxa" w:w="100"/>
+            </w:tcMar>
+          </w:tcPr>
+          <w:p>
+            <w:r>
+              <w:rPr>
+                <w:b w:val="false"/>
+                <w:bCs w:val="false"/>
+                <w:color w:val="222222"/>
+                <w:sz w:val="19"/>
+                <w:szCs w:val="19"/>
+              </w:rPr>
+              <w:t xml:space="preserve">Model default set to claude-haiku-4-5 (current Haiku-class ID); the API is called via WordPress' wp_remote_post rather than the Anthropic SDK, and the reply is validated by a tight JSON-only prompt plus defensive parsing (no structured-outputs dependency).</w:t>
+            </w:r>
+          </w:p>
+        </w:tc>
+        <w:tc>
+          <w:tcPr>
+            <w:tcW w:type="dxa" w:w="3200"/>
+            <w:shd w:fill="FFFFFF" w:val="clear"/>
+            <w:tcMar>
+              <w:top w:type="dxa" w:w="60"/>
+              <w:left w:type="dxa" w:w="100"/>
+              <w:bottom w:type="dxa" w:w="60"/>
+              <w:right w:type="dxa" w:w="100"/>
+            </w:tcMar>
+          </w:tcPr>
+          <w:p>
+            <w:r>
+              <w:rPr>
+                <w:b w:val="false"/>
+                <w:bCs w:val="false"/>
+                <w:color w:val="222222"/>
+                <w:sz w:val="19"/>
+                <w:szCs w:val="19"/>
+              </w:rPr>
+              <w:t xml:space="preserve">The brief specifies a Haiku-class model without pinning an ID. wp_remote_post is the correct, dependency-free transport for a WordPress plugin (Section 3: no external libraries). Model name is admin-configurable, so the ID can be changed without code edits.</w:t>
             </w:r>
           </w:p>
         </w:tc>

--- a/KDNA-Sentinel-Project-Brief.docx
+++ b/KDNA-Sentinel-Project-Brief.docx
@@ -359,7 +359,7 @@
           <w:sz w:val="21"/>
           <w:szCs w:val="21"/>
         </w:rPr>
-        <w:t xml:space="preserve">Stage 3 complete — Guard Claude API borderline scorer. Only BORDERLINE submissions call the API (PASS and BLOCK never do); only the message body is sent (never full PII), classified SPAM/HAM with a confidence via a Haiku-class model over wp_remote_post. Below a configurable HAM confidence threshold the submission is quarantined; strict fail-open (let through, logged) on any error, timeout, unparseable reply, or once a per-day call cap is hit. API key stored server-side and never echoed back in full. Still logging blocks; quarantine store lands in Stage 4.</w:t>
+        <w:t xml:space="preserve">Stage 4 complete — Guard quarantine + one-click release. Every BLOCK/spam verdict stores source, form, reason, score, IP, timestamp and the full payload. Guard tab shows a WP_List_Table of held submissions (date, source, from, reason, score) with Preview and nonce-protected row actions: "This was genuine — let it through" (KDNA Forms entries are un-flagged and re-notified through the genuine path; other sources notify the site admin), Delete, and Block this IP. A daily wp-cron purges rows older than 30 days. Guard (Stages 0-4) is feature-complete; next is Watch.</w:t>
       </w:r>
     </w:p>
     <w:p>
@@ -388,7 +388,7 @@
           <w:sz w:val="21"/>
           <w:szCs w:val="21"/>
         </w:rPr>
-        <w:t xml:space="preserve">Stage 4 — Guard: quarantine + one-click release.</w:t>
+        <w:t xml:space="preserve">Stage 5 — Watch: scanner + local dashboard.</w:t>
       </w:r>
     </w:p>
     <w:p>
@@ -417,7 +417,7 @@
           <w:sz w:val="21"/>
           <w:szCs w:val="21"/>
         </w:rPr>
-        <w:t xml:space="preserve">docs/kdna-forms-lifecycle.md; kdna-sentinel/ plugin. Stage 3 added includes/guard/class-guard-scorer.php and expanded Guard settings (API key, model, confidence threshold, daily cap) in class-sentinel-core.php, class-sentinel-settings.php and admin/views/tab-guard.php; class-guard.php now wires the scorer and class-guard-hooks.php sends message-only content to it. class-guard-quarantine.php arrives in Stage 4.</w:t>
+        <w:t xml:space="preserve">docs/kdna-forms-lifecycle.md; kdna-sentinel/ plugin. Stage 4 added includes/guard/class-guard-quarantine.php and class-guard-quarantine-list-table.php; core now registers the quarantine (store, admin row actions, daily purge cron); tab-guard.php renders the list + action notices; admin.js/admin-style.css gained the preview toggle; activator schedules/clears the purge cron; uninstall clears it. All Guard files (class-guard*, scorer, quarantine) are now present.</w:t>
       </w:r>
     </w:p>
     <w:p>
@@ -822,6 +822,80 @@
                 <w:szCs w:val="19"/>
               </w:rPr>
               <w:t xml:space="preserve">The brief specifies a Haiku-class model without pinning an ID. wp_remote_post is the correct, dependency-free transport for a WordPress plugin (Section 3: no external libraries). Model name is admin-configurable, so the ID can be changed without code edits.</w:t>
+            </w:r>
+          </w:p>
+        </w:tc>
+      </w:tr>
+      <w:tr>
+        <w:tc>
+          <w:tcPr>
+            <w:tcW w:type="dxa" w:w="1400"/>
+            <w:shd w:fill="FFFFFF" w:val="clear"/>
+            <w:tcMar>
+              <w:top w:type="dxa" w:w="60"/>
+              <w:left w:type="dxa" w:w="100"/>
+              <w:bottom w:type="dxa" w:w="60"/>
+              <w:right w:type="dxa" w:w="100"/>
+            </w:tcMar>
+          </w:tcPr>
+          <w:p>
+            <w:r>
+              <w:rPr>
+                <w:b w:val="false"/>
+                <w:bCs w:val="false"/>
+                <w:color w:val="222222"/>
+                <w:sz w:val="19"/>
+                <w:szCs w:val="19"/>
+              </w:rPr>
+              <w:t xml:space="preserve">Stage 4</w:t>
+            </w:r>
+          </w:p>
+        </w:tc>
+        <w:tc>
+          <w:tcPr>
+            <w:tcW w:type="dxa" w:w="4400"/>
+            <w:shd w:fill="FFFFFF" w:val="clear"/>
+            <w:tcMar>
+              <w:top w:type="dxa" w:w="60"/>
+              <w:left w:type="dxa" w:w="100"/>
+              <w:bottom w:type="dxa" w:w="60"/>
+              <w:right w:type="dxa" w:w="100"/>
+            </w:tcMar>
+          </w:tcPr>
+          <w:p>
+            <w:r>
+              <w:rPr>
+                <w:b w:val="false"/>
+                <w:bCs w:val="false"/>
+                <w:color w:val="222222"/>
+                <w:sz w:val="19"/>
+                <w:szCs w:val="19"/>
+              </w:rPr>
+              <w:t xml:space="preserve">Release re-runs the genuine path faithfully for KDNA Forms (un-flag the stored entry + re-send notifications). For WooCommerce sources (registration/login/lost-password/checkout/review) release emails the site admin the captured details instead of programmatically re-completing the account/order/review. Added a class-guard-quarantine-list-table.php helper (WP_List_Table subclass) beyond the Section 3 tree.</w:t>
+            </w:r>
+          </w:p>
+        </w:tc>
+        <w:tc>
+          <w:tcPr>
+            <w:tcW w:type="dxa" w:w="3200"/>
+            <w:shd w:fill="FFFFFF" w:val="clear"/>
+            <w:tcMar>
+              <w:top w:type="dxa" w:w="60"/>
+              <w:left w:type="dxa" w:w="100"/>
+              <w:bottom w:type="dxa" w:w="60"/>
+              <w:right w:type="dxa" w:w="100"/>
+            </w:tcMar>
+          </w:tcPr>
+          <w:p>
+            <w:r>
+              <w:rPr>
+                <w:b w:val="false"/>
+                <w:bCs w:val="false"/>
+                <w:color w:val="222222"/>
+                <w:sz w:val="19"/>
+                <w:szCs w:val="19"/>
+              </w:rPr>
+              <w:t xml:space="preserve">WooCommerce account/checkout/review actions can't be safely or faithfully replayed from a privacy-limited payload (passwords and payment data are deliberately never stored), so releasing notifies a human. A kdna_sentinel_guard_release filter lets a site fully handle any source. The list-table subclass is the standard way to render a WP admin list.</w:t>
             </w:r>
           </w:p>
         </w:tc>

--- a/KDNA-Sentinel-Project-Brief.docx
+++ b/KDNA-Sentinel-Project-Brief.docx
@@ -359,7 +359,7 @@
           <w:sz w:val="21"/>
           <w:szCs w:val="21"/>
         </w:rPr>
-        <w:t xml:space="preserve">Stage 4 complete — Guard quarantine + one-click release. Every BLOCK/spam verdict stores source, form, reason, score, IP, timestamp and the full payload. Guard tab shows a WP_List_Table of held submissions (date, source, from, reason, score) with Preview and nonce-protected row actions: "This was genuine — let it through" (KDNA Forms entries are un-flagged and re-notified through the genuine path; other sources notify the site admin), Delete, and Block this IP. A daily wp-cron purges rows older than 30 days. Guard (Stages 0-4) is feature-complete; next is Watch.</w:t>
+        <w:t xml:space="preserve">Stage 5 complete — Watch scanner + local dashboard. Reads installed plugins via get_plugins() and checks each against a swappable vulnerability provider (WPScan or Patchstack) behind one interface; at-risk findings are cached per plugin in the vuln_cache table. A daily wp-cron plus a manual "Scan now" button refresh the cache; 429 responses back off and pause the run. The Watch tab shows a worst-first dashboard (plugin, installed version, severity, fixed-in, patch lag, update link) or a clear "All plugins current" message. Provider + API key stored in the Watch tab; the key is never echoed back in full.</w:t>
       </w:r>
     </w:p>
     <w:p>
@@ -388,7 +388,7 @@
           <w:sz w:val="21"/>
           <w:szCs w:val="21"/>
         </w:rPr>
-        <w:t xml:space="preserve">Stage 5 — Watch: scanner + local dashboard.</w:t>
+        <w:t xml:space="preserve">Stage 6 — Watch: email digest + instant critical alert.</w:t>
       </w:r>
     </w:p>
     <w:p>
@@ -417,7 +417,7 @@
           <w:sz w:val="21"/>
           <w:szCs w:val="21"/>
         </w:rPr>
-        <w:t xml:space="preserve">docs/kdna-forms-lifecycle.md; kdna-sentinel/ plugin. Stage 4 added includes/guard/class-guard-quarantine.php and class-guard-quarantine-list-table.php; core now registers the quarantine (store, admin row actions, daily purge cron); tab-guard.php renders the list + action notices; admin.js/admin-style.css gained the preview toggle; activator schedules/clears the purge cron; uninstall clears it. All Guard files (class-guard*, scorer, quarantine) are now present.</w:t>
+        <w:t xml:space="preserve">docs/kdna-forms-lifecycle.md; kdna-sentinel/ plugin. Stage 5 added includes/watch/class-watch.php, class-watch-scanner.php and class-watch-providers.php; expanded Watch settings (provider, API key) in class-sentinel-core.php and class-sentinel-settings.php; a scan dashboard in admin/views/tab-watch.php; a fixed_at column on vuln_cache (DB v2); daily scan cron scheduled/cleared by the activator. class-watch-alerts.php arrives in Stage 6.</w:t>
       </w:r>
     </w:p>
     <w:p>
@@ -896,6 +896,80 @@
                 <w:szCs w:val="19"/>
               </w:rPr>
               <w:t xml:space="preserve">WooCommerce account/checkout/review actions can't be safely or faithfully replayed from a privacy-limited payload (passwords and payment data are deliberately never stored), so releasing notifies a human. A kdna_sentinel_guard_release filter lets a site fully handle any source. The list-table subclass is the standard way to render a WP admin list.</w:t>
+            </w:r>
+          </w:p>
+        </w:tc>
+      </w:tr>
+      <w:tr>
+        <w:tc>
+          <w:tcPr>
+            <w:tcW w:type="dxa" w:w="1400"/>
+            <w:shd w:fill="FFFFFF" w:val="clear"/>
+            <w:tcMar>
+              <w:top w:type="dxa" w:w="60"/>
+              <w:left w:type="dxa" w:w="100"/>
+              <w:bottom w:type="dxa" w:w="60"/>
+              <w:right w:type="dxa" w:w="100"/>
+            </w:tcMar>
+          </w:tcPr>
+          <w:p>
+            <w:r>
+              <w:rPr>
+                <w:b w:val="false"/>
+                <w:bCs w:val="false"/>
+                <w:color w:val="222222"/>
+                <w:sz w:val="19"/>
+                <w:szCs w:val="19"/>
+              </w:rPr>
+              <w:t xml:space="preserve">Stage 5</w:t>
+            </w:r>
+          </w:p>
+        </w:tc>
+        <w:tc>
+          <w:tcPr>
+            <w:tcW w:type="dxa" w:w="4400"/>
+            <w:shd w:fill="FFFFFF" w:val="clear"/>
+            <w:tcMar>
+              <w:top w:type="dxa" w:w="60"/>
+              <w:left w:type="dxa" w:w="100"/>
+              <w:bottom w:type="dxa" w:w="60"/>
+              <w:right w:type="dxa" w:w="100"/>
+            </w:tcMar>
+          </w:tcPr>
+          <w:p>
+            <w:r>
+              <w:rPr>
+                <w:b w:val="false"/>
+                <w:bCs w:val="false"/>
+                <w:color w:val="222222"/>
+                <w:sz w:val="19"/>
+                <w:szCs w:val="19"/>
+              </w:rPr>
+              <w:t xml:space="preserve">Added a fixed_at column to the vuln_cache table (schema v2) and an includes/watch/class-watch-providers.php file beyond the Section 3 tree. Patchstack field mapping is best-effort; WPScan is the primary, precisely-modelled provider.</w:t>
+            </w:r>
+          </w:p>
+        </w:tc>
+        <w:tc>
+          <w:tcPr>
+            <w:tcW w:type="dxa" w:w="3200"/>
+            <w:shd w:fill="FFFFFF" w:val="clear"/>
+            <w:tcMar>
+              <w:top w:type="dxa" w:w="60"/>
+              <w:left w:type="dxa" w:w="100"/>
+              <w:bottom w:type="dxa" w:w="60"/>
+              <w:right w:type="dxa" w:w="100"/>
+            </w:tcMar>
+          </w:tcPr>
+          <w:p>
+            <w:r>
+              <w:rPr>
+                <w:b w:val="false"/>
+                <w:bCs w:val="false"/>
+                <w:color w:val="222222"/>
+                <w:sz w:val="19"/>
+                <w:szCs w:val="19"/>
+              </w:rPr>
+              <w:t xml:space="preserve">The Section 3 vuln_cache schema has no fix-date column, but 'patch lag' (days since the fix was available) requires one; maybe_upgrade re-runs dbDelta to add it. The providers file houses the one-interface / swappable-implementation requirement. Patchstack's exact API JSON couldn't be verified offline, so its parser is defensive and easy to adjust; the interface makes swapping trivial.</w:t>
             </w:r>
           </w:p>
         </w:tc>

--- a/KDNA-Sentinel-Project-Brief.docx
+++ b/KDNA-Sentinel-Project-Brief.docx
@@ -359,7 +359,7 @@
           <w:sz w:val="21"/>
           <w:szCs w:val="21"/>
         </w:rPr>
-        <w:t xml:space="preserve">Stage 5 complete — Watch scanner + local dashboard. Reads installed plugins via get_plugins() and checks each against a swappable vulnerability provider (WPScan or Patchstack) behind one interface; at-risk findings are cached per plugin in the vuln_cache table. A daily wp-cron plus a manual "Scan now" button refresh the cache; 429 responses back off and pause the run. The Watch tab shows a worst-first dashboard (plugin, installed version, severity, fixed-in, patch lag, update link) or a clear "All plugins current" message. Provider + API key stored in the Watch tab; the key is never echoed back in full.</w:t>
+        <w:t xml:space="preserve">Stage 6 complete — Watch email digest + instant critical alert. A configurable daily/weekly digest summarises all current at-risk plugins (with an optional skip-when-clean); an immediate URGENT email fires the moment a scan newly detects a critical vulnerability, de-duplicated so the same CVE never re-alerts. Two separate comma-separated recipient lists (digest / critical), each defaulting to the WordPress admin email; malformed addresses are ignored. All mail via wp_mail as HTML with a plain-text fallback. Digest frequency and instant-alert on/off live on the Watch tab.</w:t>
       </w:r>
     </w:p>
     <w:p>
@@ -388,7 +388,7 @@
           <w:sz w:val="21"/>
           <w:szCs w:val="21"/>
         </w:rPr>
-        <w:t xml:space="preserve">Stage 6 — Watch: email digest + instant critical alert.</w:t>
+        <w:t xml:space="preserve">Stage 7 — Hub: optional report-in + master dashboard.</w:t>
       </w:r>
     </w:p>
     <w:p>
@@ -417,7 +417,7 @@
           <w:sz w:val="21"/>
           <w:szCs w:val="21"/>
         </w:rPr>
-        <w:t xml:space="preserve">docs/kdna-forms-lifecycle.md; kdna-sentinel/ plugin. Stage 5 added includes/watch/class-watch.php, class-watch-scanner.php and class-watch-providers.php; expanded Watch settings (provider, API key) in class-sentinel-core.php and class-sentinel-settings.php; a scan dashboard in admin/views/tab-watch.php; a fixed_at column on vuln_cache (DB v2); daily scan cron scheduled/cleared by the activator. class-watch-alerts.php arrives in Stage 6.</w:t>
+        <w:t xml:space="preserve">docs/kdna-forms-lifecycle.md; kdna-sentinel/ plugin. Stage 6 added includes/watch/class-watch-alerts.php (digest + instant critical alert, wired by class-watch.php off the new kdna_sentinel_watch_scan_complete action); expanded Watch settings (two recipient lists, digest frequency, skip-when-clean, instant on/off) in class-sentinel-core.php, class-sentinel-settings.php and admin/views/tab-watch.php; a daily digest cron scheduled/cleared by the activator. All Watch files are present; Hub (class-hub-endpoint.php) arrives in Stage 7.</w:t>
       </w:r>
     </w:p>
     <w:p>
@@ -974,6 +974,80 @@
           </w:p>
         </w:tc>
       </w:tr>
+      <w:tr>
+        <w:tc>
+          <w:tcPr>
+            <w:tcW w:type="dxa" w:w="1400"/>
+            <w:shd w:fill="FFFFFF" w:val="clear"/>
+            <w:tcMar>
+              <w:top w:type="dxa" w:w="60"/>
+              <w:left w:type="dxa" w:w="100"/>
+              <w:bottom w:type="dxa" w:w="60"/>
+              <w:right w:type="dxa" w:w="100"/>
+            </w:tcMar>
+          </w:tcPr>
+          <w:p>
+            <w:r>
+              <w:rPr>
+                <w:b w:val="false"/>
+                <w:bCs w:val="false"/>
+                <w:color w:val="222222"/>
+                <w:sz w:val="19"/>
+                <w:szCs w:val="19"/>
+              </w:rPr>
+              <w:t xml:space="preserve">Stage 6</w:t>
+            </w:r>
+          </w:p>
+        </w:tc>
+        <w:tc>
+          <w:tcPr>
+            <w:tcW w:type="dxa" w:w="4400"/>
+            <w:shd w:fill="FFFFFF" w:val="clear"/>
+            <w:tcMar>
+              <w:top w:type="dxa" w:w="60"/>
+              <w:left w:type="dxa" w:w="100"/>
+              <w:bottom w:type="dxa" w:w="60"/>
+              <w:right w:type="dxa" w:w="100"/>
+            </w:tcMar>
+          </w:tcPr>
+          <w:p>
+            <w:r>
+              <w:rPr>
+                <w:b w:val="false"/>
+                <w:bCs w:val="false"/>
+                <w:color w:val="222222"/>
+                <w:sz w:val="19"/>
+                <w:szCs w:val="19"/>
+              </w:rPr>
+              <w:t xml:space="preserve">The digest runs on a single daily wp-cron that self-gates on the chosen frequency and the last-sent date (rather than rescheduling the cron when the frequency setting changes).</w:t>
+            </w:r>
+          </w:p>
+        </w:tc>
+        <w:tc>
+          <w:tcPr>
+            <w:tcW w:type="dxa" w:w="3200"/>
+            <w:shd w:fill="FFFFFF" w:val="clear"/>
+            <w:tcMar>
+              <w:top w:type="dxa" w:w="60"/>
+              <w:left w:type="dxa" w:w="100"/>
+              <w:bottom w:type="dxa" w:w="60"/>
+              <w:right w:type="dxa" w:w="100"/>
+            </w:tcMar>
+          </w:tcPr>
+          <w:p>
+            <w:r>
+              <w:rPr>
+                <w:b w:val="false"/>
+                <w:bCs w:val="false"/>
+                <w:color w:val="222222"/>
+                <w:sz w:val="19"/>
+                <w:szCs w:val="19"/>
+              </w:rPr>
+              <w:t xml:space="preserve">Gating one daily job is more robust than re-scheduling on every settings save: a frequency change takes effect immediately with no dangling schedules, and a weekly digest still fires roughly every 7 days regardless of when the setting changed. Behaviour (daily vs weekly) matches the brief.</w:t>
+            </w:r>
+          </w:p>
+        </w:tc>
+      </w:tr>
     </w:tbl>
     <w:p>
       <w:r>

--- a/KDNA-Sentinel-Project-Brief.docx
+++ b/KDNA-Sentinel-Project-Brief.docx
@@ -359,7 +359,7 @@
           <w:sz w:val="21"/>
           <w:szCs w:val="21"/>
         </w:rPr>
-        <w:t xml:space="preserve">Stage 6 complete — Watch email digest + instant critical alert. A configurable daily/weekly digest summarises all current at-risk plugins (with an optional skip-when-clean); an immediate URGENT email fires the moment a scan newly detects a critical vulnerability, de-duplicated so the same CVE never re-alerts. Two separate comma-separated recipient lists (digest / critical), each defaulting to the WordPress admin email; malformed addresses are ignored. All mail via wp_mail as HTML with a plain-text fallback. Digest frequency and instant-alert on/off live on the Watch tab.</w:t>
+        <w:t xml:space="preserve">Stage 7 complete — Hub optional report-in + master dashboard. ALL STAGES COMPLETE. Off by default: when "Report to KDNA hub" is on, after each scan the client POSTs a compact, HMAC-signed metadata summary (site URL, plugin risk list, worst severity, timestamp — never content or PII) to the hub. When "This site is the KDNA hub" is on, a REST route /kdna-sentinel/v1/report verifies the HMAC against the shared secret, rejects unsigned/invalid, and stores accepted reports; the hub dashboard shows every reporting site (site, worst severity, at-risk count, longest patch lag, last check-in) and red-flags critical or stale sites. Nonce + capability on admin actions; HMAC on all machine traffic.</w:t>
       </w:r>
     </w:p>
     <w:p>
@@ -388,7 +388,7 @@
           <w:sz w:val="21"/>
           <w:szCs w:val="21"/>
         </w:rPr>
-        <w:t xml:space="preserve">Stage 7 — Hub: optional report-in + master dashboard.</w:t>
+        <w:t xml:space="preserve">None — all seven stages (0-7) are complete.</w:t>
       </w:r>
     </w:p>
     <w:p>
@@ -417,7 +417,7 @@
           <w:sz w:val="21"/>
           <w:szCs w:val="21"/>
         </w:rPr>
-        <w:t xml:space="preserve">docs/kdna-forms-lifecycle.md; kdna-sentinel/ plugin. Stage 6 added includes/watch/class-watch-alerts.php (digest + instant critical alert, wired by class-watch.php off the new kdna_sentinel_watch_scan_complete action); expanded Watch settings (two recipient lists, digest frequency, skip-when-clean, instant on/off) in class-sentinel-core.php, class-sentinel-settings.php and admin/views/tab-watch.php; a daily digest cron scheduled/cleared by the activator. All Watch files are present; Hub (class-hub-endpoint.php) arrives in Stage 7.</w:t>
+        <w:t xml:space="preserve">docs/kdna-forms-lifecycle.md; kdna-sentinel/ plugin — COMPLETE. Stage 7 added includes/watch/class-watch-hub.php (client reporter) and includes/hub/class-hub-endpoint.php (REST receiver + master dashboard), wired by class-watch.php (client) and class-sentinel-core.php (hub, on hub_is_hub); expanded Hub settings (report toggle, hub URL, shared secret, this-site-is-hub) in class-sentinel-core.php, class-sentinel-settings.php and admin/views/tab-hub.php. Every file in the Section 3 tree now exists.</w:t>
       </w:r>
     </w:p>
     <w:p>
@@ -1048,6 +1048,80 @@
           </w:p>
         </w:tc>
       </w:tr>
+      <w:tr>
+        <w:tc>
+          <w:tcPr>
+            <w:tcW w:type="dxa" w:w="1400"/>
+            <w:shd w:fill="FFFFFF" w:val="clear"/>
+            <w:tcMar>
+              <w:top w:type="dxa" w:w="60"/>
+              <w:left w:type="dxa" w:w="100"/>
+              <w:bottom w:type="dxa" w:w="60"/>
+              <w:right w:type="dxa" w:w="100"/>
+            </w:tcMar>
+          </w:tcPr>
+          <w:p>
+            <w:r>
+              <w:rPr>
+                <w:b w:val="false"/>
+                <w:bCs w:val="false"/>
+                <w:color w:val="222222"/>
+                <w:sz w:val="19"/>
+                <w:szCs w:val="19"/>
+              </w:rPr>
+              <w:t xml:space="preserve">Stage 7</w:t>
+            </w:r>
+          </w:p>
+        </w:tc>
+        <w:tc>
+          <w:tcPr>
+            <w:tcW w:type="dxa" w:w="4400"/>
+            <w:shd w:fill="FFFFFF" w:val="clear"/>
+            <w:tcMar>
+              <w:top w:type="dxa" w:w="60"/>
+              <w:left w:type="dxa" w:w="100"/>
+              <w:bottom w:type="dxa" w:w="60"/>
+              <w:right w:type="dxa" w:w="100"/>
+            </w:tcMar>
+          </w:tcPr>
+          <w:p>
+            <w:r>
+              <w:rPr>
+                <w:b w:val="false"/>
+                <w:bCs w:val="false"/>
+                <w:color w:val="222222"/>
+                <w:sz w:val="19"/>
+                <w:szCs w:val="19"/>
+              </w:rPr>
+              <w:t xml:space="preserve">The client posts to {hub_url}/wp-json/kdna-sentinel/v1/report (standard REST path) as a non-blocking fire-and-forget request, and the hub stale-check-in threshold is 2 days.</w:t>
+            </w:r>
+          </w:p>
+        </w:tc>
+        <w:tc>
+          <w:tcPr>
+            <w:tcW w:type="dxa" w:w="3200"/>
+            <w:shd w:fill="FFFFFF" w:val="clear"/>
+            <w:tcMar>
+              <w:top w:type="dxa" w:w="60"/>
+              <w:left w:type="dxa" w:w="100"/>
+              <w:bottom w:type="dxa" w:w="60"/>
+              <w:right w:type="dxa" w:w="100"/>
+            </w:tcMar>
+          </w:tcPr>
+          <w:p>
+            <w:r>
+              <w:rPr>
+                <w:b w:val="false"/>
+                <w:bCs w:val="false"/>
+                <w:color w:val="222222"/>
+                <w:sz w:val="19"/>
+                <w:szCs w:val="19"/>
+              </w:rPr>
+              <w:t xml:space="preserve">Non-blocking keeps a scan from being slowed by the hub round-trip; the HMAC is still sent and the hub logs receipt, so delivery confirmation isn't needed. The standard /wp-json/ REST base covers the vast majority of installs. 2 days matches the daily report cadence (a site that misses ~2 daily reports is genuinely stale).</w:t>
+            </w:r>
+          </w:p>
+        </w:tc>
+      </w:tr>
     </w:tbl>
     <w:p>
       <w:r>

--- a/KDNA-Sentinel-Project-Brief.docx
+++ b/KDNA-Sentinel-Project-Brief.docx
@@ -359,7 +359,7 @@
           <w:sz w:val="21"/>
           <w:szCs w:val="21"/>
         </w:rPr>
-        <w:t xml:space="preserve">Stage 7 complete — Hub optional report-in + master dashboard. ALL STAGES COMPLETE. Off by default: when "Report to KDNA hub" is on, after each scan the client POSTs a compact, HMAC-signed metadata summary (site URL, plugin risk list, worst severity, timestamp — never content or PII) to the hub. When "This site is the KDNA hub" is on, a REST route /kdna-sentinel/v1/report verifies the HMAC against the shared secret, rejects unsigned/invalid, and stores accepted reports; the hub dashboard shows every reporting site (site, worst severity, at-risk count, longest patch lag, last check-in) and red-flags critical or stale sites. Nonce + capability on admin actions; HMAC on all machine traffic.</w:t>
+        <w:t xml:space="preserve">Stage 1 complete — activatable plugin skeleton: top-level "KDNA Sentinel" menu with Guard/Watch/Hub tabs, master enable toggles for Guard and Watch persisted in the kdna_sentinel_settings option, and the three custom tables created via dbDelta on activation. No detection or scanning logic yet.</w:t>
       </w:r>
     </w:p>
     <w:p>
@@ -388,7 +388,7 @@
           <w:sz w:val="21"/>
           <w:szCs w:val="21"/>
         </w:rPr>
-        <w:t xml:space="preserve">None — all seven stages (0-7) are complete.</w:t>
+        <w:t xml:space="preserve">Stage 2 — Guard: heuristics engine + form bindings.</w:t>
       </w:r>
     </w:p>
     <w:p>
@@ -417,7 +417,7 @@
           <w:sz w:val="21"/>
           <w:szCs w:val="21"/>
         </w:rPr>
-        <w:t xml:space="preserve">docs/kdna-forms-lifecycle.md; kdna-sentinel/ plugin — COMPLETE. Stage 7 added includes/watch/class-watch-hub.php (client reporter) and includes/hub/class-hub-endpoint.php (REST receiver + master dashboard), wired by class-watch.php (client) and class-sentinel-core.php (hub, on hub_is_hub); expanded Hub settings (report toggle, hub URL, shared secret, this-site-is-hub) in class-sentinel-core.php, class-sentinel-settings.php and admin/views/tab-hub.php. Every file in the Section 3 tree now exists.</w:t>
+        <w:t xml:space="preserve">docs/kdna-forms-lifecycle.md; kdna-sentinel/ plugin — kdna-sentinel.php, uninstall.php, README.txt, includes/class-sentinel-activator.php, includes/class-sentinel-core.php, includes/class-sentinel-settings.php, admin/admin-style.css, admin/views/ (settings-page, tab-guard, tab-watch, tab-hub), assets/js/admin.js, and empty guard/watch/hub module dirs.</w:t>
       </w:r>
     </w:p>
     <w:p>
@@ -674,450 +674,6 @@
                 <w:szCs w:val="19"/>
               </w:rPr>
               <w:t xml:space="preserve">Standard WordPress practice and required by the brief's own rules (custom tables removed only on uninstall; lean main file). Architecture unchanged.</w:t>
-            </w:r>
-          </w:p>
-        </w:tc>
-      </w:tr>
-      <w:tr>
-        <w:tc>
-          <w:tcPr>
-            <w:tcW w:type="dxa" w:w="1400"/>
-            <w:shd w:fill="FFFFFF" w:val="clear"/>
-            <w:tcMar>
-              <w:top w:type="dxa" w:w="60"/>
-              <w:left w:type="dxa" w:w="100"/>
-              <w:bottom w:type="dxa" w:w="60"/>
-              <w:right w:type="dxa" w:w="100"/>
-            </w:tcMar>
-          </w:tcPr>
-          <w:p>
-            <w:r>
-              <w:rPr>
-                <w:b w:val="false"/>
-                <w:bCs w:val="false"/>
-                <w:color w:val="222222"/>
-                <w:sz w:val="19"/>
-                <w:szCs w:val="19"/>
-              </w:rPr>
-              <w:t xml:space="preserve">Stage 2</w:t>
-            </w:r>
-          </w:p>
-        </w:tc>
-        <w:tc>
-          <w:tcPr>
-            <w:tcW w:type="dxa" w:w="4400"/>
-            <w:shd w:fill="FFFFFF" w:val="clear"/>
-            <w:tcMar>
-              <w:top w:type="dxa" w:w="60"/>
-              <w:left w:type="dxa" w:w="100"/>
-              <w:bottom w:type="dxa" w:w="60"/>
-              <w:right w:type="dxa" w:w="100"/>
-            </w:tcMar>
-          </w:tcPr>
-          <w:p>
-            <w:r>
-              <w:rPr>
-                <w:b w:val="false"/>
-                <w:bCs w:val="false"/>
-                <w:color w:val="222222"/>
-                <w:sz w:val="19"/>
-                <w:szCs w:val="19"/>
-              </w:rPr>
-              <w:t xml:space="preserve">Added includes/guard/class-guard-verdict.php (the 'verdict object' the brief refers to). Interaction detection uses a small inline script injected alongside the honeypot.</w:t>
-            </w:r>
-          </w:p>
-        </w:tc>
-        <w:tc>
-          <w:tcPr>
-            <w:tcW w:type="dxa" w:w="3200"/>
-            <w:shd w:fill="FFFFFF" w:val="clear"/>
-            <w:tcMar>
-              <w:top w:type="dxa" w:w="60"/>
-              <w:left w:type="dxa" w:w="100"/>
-              <w:bottom w:type="dxa" w:w="60"/>
-              <w:right w:type="dxa" w:w="100"/>
-            </w:tcMar>
-          </w:tcPr>
-          <w:p>
-            <w:r>
-              <w:rPr>
-                <w:b w:val="false"/>
-                <w:bCs w:val="false"/>
-                <w:color w:val="222222"/>
-                <w:sz w:val="19"/>
-                <w:szCs w:val="19"/>
-              </w:rPr>
-              <w:t xml:space="preserve">'No interaction' and 'no reliable timing' are treated as soft signals (BORDERLINE), not hard blocks, so no-JS / cached-page visitors are never blocked outright. Honeypot, blocklisted IP and sub-threshold timing remain hard blocks. This reconciles Section 4's flow with the fail-open rule.</w:t>
-            </w:r>
-          </w:p>
-        </w:tc>
-      </w:tr>
-      <w:tr>
-        <w:tc>
-          <w:tcPr>
-            <w:tcW w:type="dxa" w:w="1400"/>
-            <w:shd w:fill="FFFFFF" w:val="clear"/>
-            <w:tcMar>
-              <w:top w:type="dxa" w:w="60"/>
-              <w:left w:type="dxa" w:w="100"/>
-              <w:bottom w:type="dxa" w:w="60"/>
-              <w:right w:type="dxa" w:w="100"/>
-            </w:tcMar>
-          </w:tcPr>
-          <w:p>
-            <w:r>
-              <w:rPr>
-                <w:b w:val="false"/>
-                <w:bCs w:val="false"/>
-                <w:color w:val="222222"/>
-                <w:sz w:val="19"/>
-                <w:szCs w:val="19"/>
-              </w:rPr>
-              <w:t xml:space="preserve">Stage 3</w:t>
-            </w:r>
-          </w:p>
-        </w:tc>
-        <w:tc>
-          <w:tcPr>
-            <w:tcW w:type="dxa" w:w="4400"/>
-            <w:shd w:fill="FFFFFF" w:val="clear"/>
-            <w:tcMar>
-              <w:top w:type="dxa" w:w="60"/>
-              <w:left w:type="dxa" w:w="100"/>
-              <w:bottom w:type="dxa" w:w="60"/>
-              <w:right w:type="dxa" w:w="100"/>
-            </w:tcMar>
-          </w:tcPr>
-          <w:p>
-            <w:r>
-              <w:rPr>
-                <w:b w:val="false"/>
-                <w:bCs w:val="false"/>
-                <w:color w:val="222222"/>
-                <w:sz w:val="19"/>
-                <w:szCs w:val="19"/>
-              </w:rPr>
-              <w:t xml:space="preserve">Model default set to claude-haiku-4-5 (current Haiku-class ID); the API is called via WordPress' wp_remote_post rather than the Anthropic SDK, and the reply is validated by a tight JSON-only prompt plus defensive parsing (no structured-outputs dependency).</w:t>
-            </w:r>
-          </w:p>
-        </w:tc>
-        <w:tc>
-          <w:tcPr>
-            <w:tcW w:type="dxa" w:w="3200"/>
-            <w:shd w:fill="FFFFFF" w:val="clear"/>
-            <w:tcMar>
-              <w:top w:type="dxa" w:w="60"/>
-              <w:left w:type="dxa" w:w="100"/>
-              <w:bottom w:type="dxa" w:w="60"/>
-              <w:right w:type="dxa" w:w="100"/>
-            </w:tcMar>
-          </w:tcPr>
-          <w:p>
-            <w:r>
-              <w:rPr>
-                <w:b w:val="false"/>
-                <w:bCs w:val="false"/>
-                <w:color w:val="222222"/>
-                <w:sz w:val="19"/>
-                <w:szCs w:val="19"/>
-              </w:rPr>
-              <w:t xml:space="preserve">The brief specifies a Haiku-class model without pinning an ID. wp_remote_post is the correct, dependency-free transport for a WordPress plugin (Section 3: no external libraries). Model name is admin-configurable, so the ID can be changed without code edits.</w:t>
-            </w:r>
-          </w:p>
-        </w:tc>
-      </w:tr>
-      <w:tr>
-        <w:tc>
-          <w:tcPr>
-            <w:tcW w:type="dxa" w:w="1400"/>
-            <w:shd w:fill="FFFFFF" w:val="clear"/>
-            <w:tcMar>
-              <w:top w:type="dxa" w:w="60"/>
-              <w:left w:type="dxa" w:w="100"/>
-              <w:bottom w:type="dxa" w:w="60"/>
-              <w:right w:type="dxa" w:w="100"/>
-            </w:tcMar>
-          </w:tcPr>
-          <w:p>
-            <w:r>
-              <w:rPr>
-                <w:b w:val="false"/>
-                <w:bCs w:val="false"/>
-                <w:color w:val="222222"/>
-                <w:sz w:val="19"/>
-                <w:szCs w:val="19"/>
-              </w:rPr>
-              <w:t xml:space="preserve">Stage 4</w:t>
-            </w:r>
-          </w:p>
-        </w:tc>
-        <w:tc>
-          <w:tcPr>
-            <w:tcW w:type="dxa" w:w="4400"/>
-            <w:shd w:fill="FFFFFF" w:val="clear"/>
-            <w:tcMar>
-              <w:top w:type="dxa" w:w="60"/>
-              <w:left w:type="dxa" w:w="100"/>
-              <w:bottom w:type="dxa" w:w="60"/>
-              <w:right w:type="dxa" w:w="100"/>
-            </w:tcMar>
-          </w:tcPr>
-          <w:p>
-            <w:r>
-              <w:rPr>
-                <w:b w:val="false"/>
-                <w:bCs w:val="false"/>
-                <w:color w:val="222222"/>
-                <w:sz w:val="19"/>
-                <w:szCs w:val="19"/>
-              </w:rPr>
-              <w:t xml:space="preserve">Release re-runs the genuine path faithfully for KDNA Forms (un-flag the stored entry + re-send notifications). For WooCommerce sources (registration/login/lost-password/checkout/review) release emails the site admin the captured details instead of programmatically re-completing the account/order/review. Added a class-guard-quarantine-list-table.php helper (WP_List_Table subclass) beyond the Section 3 tree.</w:t>
-            </w:r>
-          </w:p>
-        </w:tc>
-        <w:tc>
-          <w:tcPr>
-            <w:tcW w:type="dxa" w:w="3200"/>
-            <w:shd w:fill="FFFFFF" w:val="clear"/>
-            <w:tcMar>
-              <w:top w:type="dxa" w:w="60"/>
-              <w:left w:type="dxa" w:w="100"/>
-              <w:bottom w:type="dxa" w:w="60"/>
-              <w:right w:type="dxa" w:w="100"/>
-            </w:tcMar>
-          </w:tcPr>
-          <w:p>
-            <w:r>
-              <w:rPr>
-                <w:b w:val="false"/>
-                <w:bCs w:val="false"/>
-                <w:color w:val="222222"/>
-                <w:sz w:val="19"/>
-                <w:szCs w:val="19"/>
-              </w:rPr>
-              <w:t xml:space="preserve">WooCommerce account/checkout/review actions can't be safely or faithfully replayed from a privacy-limited payload (passwords and payment data are deliberately never stored), so releasing notifies a human. A kdna_sentinel_guard_release filter lets a site fully handle any source. The list-table subclass is the standard way to render a WP admin list.</w:t>
-            </w:r>
-          </w:p>
-        </w:tc>
-      </w:tr>
-      <w:tr>
-        <w:tc>
-          <w:tcPr>
-            <w:tcW w:type="dxa" w:w="1400"/>
-            <w:shd w:fill="FFFFFF" w:val="clear"/>
-            <w:tcMar>
-              <w:top w:type="dxa" w:w="60"/>
-              <w:left w:type="dxa" w:w="100"/>
-              <w:bottom w:type="dxa" w:w="60"/>
-              <w:right w:type="dxa" w:w="100"/>
-            </w:tcMar>
-          </w:tcPr>
-          <w:p>
-            <w:r>
-              <w:rPr>
-                <w:b w:val="false"/>
-                <w:bCs w:val="false"/>
-                <w:color w:val="222222"/>
-                <w:sz w:val="19"/>
-                <w:szCs w:val="19"/>
-              </w:rPr>
-              <w:t xml:space="preserve">Stage 5</w:t>
-            </w:r>
-          </w:p>
-        </w:tc>
-        <w:tc>
-          <w:tcPr>
-            <w:tcW w:type="dxa" w:w="4400"/>
-            <w:shd w:fill="FFFFFF" w:val="clear"/>
-            <w:tcMar>
-              <w:top w:type="dxa" w:w="60"/>
-              <w:left w:type="dxa" w:w="100"/>
-              <w:bottom w:type="dxa" w:w="60"/>
-              <w:right w:type="dxa" w:w="100"/>
-            </w:tcMar>
-          </w:tcPr>
-          <w:p>
-            <w:r>
-              <w:rPr>
-                <w:b w:val="false"/>
-                <w:bCs w:val="false"/>
-                <w:color w:val="222222"/>
-                <w:sz w:val="19"/>
-                <w:szCs w:val="19"/>
-              </w:rPr>
-              <w:t xml:space="preserve">Added a fixed_at column to the vuln_cache table (schema v2) and an includes/watch/class-watch-providers.php file beyond the Section 3 tree. Patchstack field mapping is best-effort; WPScan is the primary, precisely-modelled provider.</w:t>
-            </w:r>
-          </w:p>
-        </w:tc>
-        <w:tc>
-          <w:tcPr>
-            <w:tcW w:type="dxa" w:w="3200"/>
-            <w:shd w:fill="FFFFFF" w:val="clear"/>
-            <w:tcMar>
-              <w:top w:type="dxa" w:w="60"/>
-              <w:left w:type="dxa" w:w="100"/>
-              <w:bottom w:type="dxa" w:w="60"/>
-              <w:right w:type="dxa" w:w="100"/>
-            </w:tcMar>
-          </w:tcPr>
-          <w:p>
-            <w:r>
-              <w:rPr>
-                <w:b w:val="false"/>
-                <w:bCs w:val="false"/>
-                <w:color w:val="222222"/>
-                <w:sz w:val="19"/>
-                <w:szCs w:val="19"/>
-              </w:rPr>
-              <w:t xml:space="preserve">The Section 3 vuln_cache schema has no fix-date column, but 'patch lag' (days since the fix was available) requires one; maybe_upgrade re-runs dbDelta to add it. The providers file houses the one-interface / swappable-implementation requirement. Patchstack's exact API JSON couldn't be verified offline, so its parser is defensive and easy to adjust; the interface makes swapping trivial.</w:t>
-            </w:r>
-          </w:p>
-        </w:tc>
-      </w:tr>
-      <w:tr>
-        <w:tc>
-          <w:tcPr>
-            <w:tcW w:type="dxa" w:w="1400"/>
-            <w:shd w:fill="FFFFFF" w:val="clear"/>
-            <w:tcMar>
-              <w:top w:type="dxa" w:w="60"/>
-              <w:left w:type="dxa" w:w="100"/>
-              <w:bottom w:type="dxa" w:w="60"/>
-              <w:right w:type="dxa" w:w="100"/>
-            </w:tcMar>
-          </w:tcPr>
-          <w:p>
-            <w:r>
-              <w:rPr>
-                <w:b w:val="false"/>
-                <w:bCs w:val="false"/>
-                <w:color w:val="222222"/>
-                <w:sz w:val="19"/>
-                <w:szCs w:val="19"/>
-              </w:rPr>
-              <w:t xml:space="preserve">Stage 6</w:t>
-            </w:r>
-          </w:p>
-        </w:tc>
-        <w:tc>
-          <w:tcPr>
-            <w:tcW w:type="dxa" w:w="4400"/>
-            <w:shd w:fill="FFFFFF" w:val="clear"/>
-            <w:tcMar>
-              <w:top w:type="dxa" w:w="60"/>
-              <w:left w:type="dxa" w:w="100"/>
-              <w:bottom w:type="dxa" w:w="60"/>
-              <w:right w:type="dxa" w:w="100"/>
-            </w:tcMar>
-          </w:tcPr>
-          <w:p>
-            <w:r>
-              <w:rPr>
-                <w:b w:val="false"/>
-                <w:bCs w:val="false"/>
-                <w:color w:val="222222"/>
-                <w:sz w:val="19"/>
-                <w:szCs w:val="19"/>
-              </w:rPr>
-              <w:t xml:space="preserve">The digest runs on a single daily wp-cron that self-gates on the chosen frequency and the last-sent date (rather than rescheduling the cron when the frequency setting changes).</w:t>
-            </w:r>
-          </w:p>
-        </w:tc>
-        <w:tc>
-          <w:tcPr>
-            <w:tcW w:type="dxa" w:w="3200"/>
-            <w:shd w:fill="FFFFFF" w:val="clear"/>
-            <w:tcMar>
-              <w:top w:type="dxa" w:w="60"/>
-              <w:left w:type="dxa" w:w="100"/>
-              <w:bottom w:type="dxa" w:w="60"/>
-              <w:right w:type="dxa" w:w="100"/>
-            </w:tcMar>
-          </w:tcPr>
-          <w:p>
-            <w:r>
-              <w:rPr>
-                <w:b w:val="false"/>
-                <w:bCs w:val="false"/>
-                <w:color w:val="222222"/>
-                <w:sz w:val="19"/>
-                <w:szCs w:val="19"/>
-              </w:rPr>
-              <w:t xml:space="preserve">Gating one daily job is more robust than re-scheduling on every settings save: a frequency change takes effect immediately with no dangling schedules, and a weekly digest still fires roughly every 7 days regardless of when the setting changed. Behaviour (daily vs weekly) matches the brief.</w:t>
-            </w:r>
-          </w:p>
-        </w:tc>
-      </w:tr>
-      <w:tr>
-        <w:tc>
-          <w:tcPr>
-            <w:tcW w:type="dxa" w:w="1400"/>
-            <w:shd w:fill="FFFFFF" w:val="clear"/>
-            <w:tcMar>
-              <w:top w:type="dxa" w:w="60"/>
-              <w:left w:type="dxa" w:w="100"/>
-              <w:bottom w:type="dxa" w:w="60"/>
-              <w:right w:type="dxa" w:w="100"/>
-            </w:tcMar>
-          </w:tcPr>
-          <w:p>
-            <w:r>
-              <w:rPr>
-                <w:b w:val="false"/>
-                <w:bCs w:val="false"/>
-                <w:color w:val="222222"/>
-                <w:sz w:val="19"/>
-                <w:szCs w:val="19"/>
-              </w:rPr>
-              <w:t xml:space="preserve">Stage 7</w:t>
-            </w:r>
-          </w:p>
-        </w:tc>
-        <w:tc>
-          <w:tcPr>
-            <w:tcW w:type="dxa" w:w="4400"/>
-            <w:shd w:fill="FFFFFF" w:val="clear"/>
-            <w:tcMar>
-              <w:top w:type="dxa" w:w="60"/>
-              <w:left w:type="dxa" w:w="100"/>
-              <w:bottom w:type="dxa" w:w="60"/>
-              <w:right w:type="dxa" w:w="100"/>
-            </w:tcMar>
-          </w:tcPr>
-          <w:p>
-            <w:r>
-              <w:rPr>
-                <w:b w:val="false"/>
-                <w:bCs w:val="false"/>
-                <w:color w:val="222222"/>
-                <w:sz w:val="19"/>
-                <w:szCs w:val="19"/>
-              </w:rPr>
-              <w:t xml:space="preserve">The client posts to {hub_url}/wp-json/kdna-sentinel/v1/report (standard REST path) as a non-blocking fire-and-forget request, and the hub stale-check-in threshold is 2 days.</w:t>
-            </w:r>
-          </w:p>
-        </w:tc>
-        <w:tc>
-          <w:tcPr>
-            <w:tcW w:type="dxa" w:w="3200"/>
-            <w:shd w:fill="FFFFFF" w:val="clear"/>
-            <w:tcMar>
-              <w:top w:type="dxa" w:w="60"/>
-              <w:left w:type="dxa" w:w="100"/>
-              <w:bottom w:type="dxa" w:w="60"/>
-              <w:right w:type="dxa" w:w="100"/>
-            </w:tcMar>
-          </w:tcPr>
-          <w:p>
-            <w:r>
-              <w:rPr>
-                <w:b w:val="false"/>
-                <w:bCs w:val="false"/>
-                <w:color w:val="222222"/>
-                <w:sz w:val="19"/>
-                <w:szCs w:val="19"/>
-              </w:rPr>
-              <w:t xml:space="preserve">Non-blocking keeps a scan from being slowed by the hub round-trip; the HMAC is still sent and the hub logs receipt, so delivery confirmation isn't needed. The standard /wp-json/ REST base covers the vast majority of installs. 2 days matches the daily report cadence (a site that misses ~2 daily reports is genuinely stale).</w:t>
             </w:r>
           </w:p>
         </w:tc>

--- a/KDNA-Sentinel-Project-Brief.docx
+++ b/KDNA-Sentinel-Project-Brief.docx
@@ -359,7 +359,7 @@
           <w:sz w:val="21"/>
           <w:szCs w:val="21"/>
         </w:rPr>
-        <w:t xml:space="preserve">Stage 1 complete — activatable plugin skeleton: top-level "KDNA Sentinel" menu with Guard/Watch/Hub tabs, master enable toggles for Guard and Watch persisted in the kdna_sentinel_settings option, and the three custom tables created via dbDelta on activation. No detection or scanning logic yet.</w:t>
+        <w:t xml:space="preserve">Stage 7 complete — Hub optional report-in + master dashboard. ALL STAGES COMPLETE. Off by default: when "Report to KDNA hub" is on, after each scan the client POSTs a compact, HMAC-signed metadata summary (site URL, plugin risk list, worst severity, timestamp — never content or PII) to the hub. When "This site is the KDNA hub" is on, a REST route /kdna-sentinel/v1/report verifies the HMAC against the shared secret, rejects unsigned/invalid, and stores accepted reports; the hub dashboard shows every reporting site (site, worst severity, at-risk count, longest patch lag, last check-in) and red-flags critical or stale sites. Nonce + capability on admin actions; HMAC on all machine traffic.</w:t>
       </w:r>
     </w:p>
     <w:p>
@@ -388,7 +388,7 @@
           <w:sz w:val="21"/>
           <w:szCs w:val="21"/>
         </w:rPr>
-        <w:t xml:space="preserve">Stage 2 — Guard: heuristics engine + form bindings.</w:t>
+        <w:t xml:space="preserve">None — all seven stages (0-7) are complete.</w:t>
       </w:r>
     </w:p>
     <w:p>
@@ -417,7 +417,7 @@
           <w:sz w:val="21"/>
           <w:szCs w:val="21"/>
         </w:rPr>
-        <w:t xml:space="preserve">docs/kdna-forms-lifecycle.md; kdna-sentinel/ plugin — kdna-sentinel.php, uninstall.php, README.txt, includes/class-sentinel-activator.php, includes/class-sentinel-core.php, includes/class-sentinel-settings.php, admin/admin-style.css, admin/views/ (settings-page, tab-guard, tab-watch, tab-hub), assets/js/admin.js, and empty guard/watch/hub module dirs.</w:t>
+        <w:t xml:space="preserve">docs/kdna-forms-lifecycle.md; kdna-sentinel/ plugin — COMPLETE. Stage 7 added includes/watch/class-watch-hub.php (client reporter) and includes/hub/class-hub-endpoint.php (REST receiver + master dashboard), wired by class-watch.php (client) and class-sentinel-core.php (hub, on hub_is_hub); expanded Hub settings (report toggle, hub URL, shared secret, this-site-is-hub) in class-sentinel-core.php, class-sentinel-settings.php and admin/views/tab-hub.php. Every file in the Section 3 tree now exists.</w:t>
       </w:r>
     </w:p>
     <w:p>
@@ -674,6 +674,450 @@
                 <w:szCs w:val="19"/>
               </w:rPr>
               <w:t xml:space="preserve">Standard WordPress practice and required by the brief's own rules (custom tables removed only on uninstall; lean main file). Architecture unchanged.</w:t>
+            </w:r>
+          </w:p>
+        </w:tc>
+      </w:tr>
+      <w:tr>
+        <w:tc>
+          <w:tcPr>
+            <w:tcW w:type="dxa" w:w="1400"/>
+            <w:shd w:fill="FFFFFF" w:val="clear"/>
+            <w:tcMar>
+              <w:top w:type="dxa" w:w="60"/>
+              <w:left w:type="dxa" w:w="100"/>
+              <w:bottom w:type="dxa" w:w="60"/>
+              <w:right w:type="dxa" w:w="100"/>
+            </w:tcMar>
+          </w:tcPr>
+          <w:p>
+            <w:r>
+              <w:rPr>
+                <w:b w:val="false"/>
+                <w:bCs w:val="false"/>
+                <w:color w:val="222222"/>
+                <w:sz w:val="19"/>
+                <w:szCs w:val="19"/>
+              </w:rPr>
+              <w:t xml:space="preserve">Stage 2</w:t>
+            </w:r>
+          </w:p>
+        </w:tc>
+        <w:tc>
+          <w:tcPr>
+            <w:tcW w:type="dxa" w:w="4400"/>
+            <w:shd w:fill="FFFFFF" w:val="clear"/>
+            <w:tcMar>
+              <w:top w:type="dxa" w:w="60"/>
+              <w:left w:type="dxa" w:w="100"/>
+              <w:bottom w:type="dxa" w:w="60"/>
+              <w:right w:type="dxa" w:w="100"/>
+            </w:tcMar>
+          </w:tcPr>
+          <w:p>
+            <w:r>
+              <w:rPr>
+                <w:b w:val="false"/>
+                <w:bCs w:val="false"/>
+                <w:color w:val="222222"/>
+                <w:sz w:val="19"/>
+                <w:szCs w:val="19"/>
+              </w:rPr>
+              <w:t xml:space="preserve">Added includes/guard/class-guard-verdict.php (the 'verdict object' the brief refers to). Interaction detection uses a small inline script injected alongside the honeypot.</w:t>
+            </w:r>
+          </w:p>
+        </w:tc>
+        <w:tc>
+          <w:tcPr>
+            <w:tcW w:type="dxa" w:w="3200"/>
+            <w:shd w:fill="FFFFFF" w:val="clear"/>
+            <w:tcMar>
+              <w:top w:type="dxa" w:w="60"/>
+              <w:left w:type="dxa" w:w="100"/>
+              <w:bottom w:type="dxa" w:w="60"/>
+              <w:right w:type="dxa" w:w="100"/>
+            </w:tcMar>
+          </w:tcPr>
+          <w:p>
+            <w:r>
+              <w:rPr>
+                <w:b w:val="false"/>
+                <w:bCs w:val="false"/>
+                <w:color w:val="222222"/>
+                <w:sz w:val="19"/>
+                <w:szCs w:val="19"/>
+              </w:rPr>
+              <w:t xml:space="preserve">'No interaction' and 'no reliable timing' are treated as soft signals (BORDERLINE), not hard blocks, so no-JS / cached-page visitors are never blocked outright. Honeypot, blocklisted IP and sub-threshold timing remain hard blocks. This reconciles Section 4's flow with the fail-open rule.</w:t>
+            </w:r>
+          </w:p>
+        </w:tc>
+      </w:tr>
+      <w:tr>
+        <w:tc>
+          <w:tcPr>
+            <w:tcW w:type="dxa" w:w="1400"/>
+            <w:shd w:fill="FFFFFF" w:val="clear"/>
+            <w:tcMar>
+              <w:top w:type="dxa" w:w="60"/>
+              <w:left w:type="dxa" w:w="100"/>
+              <w:bottom w:type="dxa" w:w="60"/>
+              <w:right w:type="dxa" w:w="100"/>
+            </w:tcMar>
+          </w:tcPr>
+          <w:p>
+            <w:r>
+              <w:rPr>
+                <w:b w:val="false"/>
+                <w:bCs w:val="false"/>
+                <w:color w:val="222222"/>
+                <w:sz w:val="19"/>
+                <w:szCs w:val="19"/>
+              </w:rPr>
+              <w:t xml:space="preserve">Stage 3</w:t>
+            </w:r>
+          </w:p>
+        </w:tc>
+        <w:tc>
+          <w:tcPr>
+            <w:tcW w:type="dxa" w:w="4400"/>
+            <w:shd w:fill="FFFFFF" w:val="clear"/>
+            <w:tcMar>
+              <w:top w:type="dxa" w:w="60"/>
+              <w:left w:type="dxa" w:w="100"/>
+              <w:bottom w:type="dxa" w:w="60"/>
+              <w:right w:type="dxa" w:w="100"/>
+            </w:tcMar>
+          </w:tcPr>
+          <w:p>
+            <w:r>
+              <w:rPr>
+                <w:b w:val="false"/>
+                <w:bCs w:val="false"/>
+                <w:color w:val="222222"/>
+                <w:sz w:val="19"/>
+                <w:szCs w:val="19"/>
+              </w:rPr>
+              <w:t xml:space="preserve">Model default set to claude-haiku-4-5 (current Haiku-class ID); the API is called via WordPress' wp_remote_post rather than the Anthropic SDK, and the reply is validated by a tight JSON-only prompt plus defensive parsing (no structured-outputs dependency).</w:t>
+            </w:r>
+          </w:p>
+        </w:tc>
+        <w:tc>
+          <w:tcPr>
+            <w:tcW w:type="dxa" w:w="3200"/>
+            <w:shd w:fill="FFFFFF" w:val="clear"/>
+            <w:tcMar>
+              <w:top w:type="dxa" w:w="60"/>
+              <w:left w:type="dxa" w:w="100"/>
+              <w:bottom w:type="dxa" w:w="60"/>
+              <w:right w:type="dxa" w:w="100"/>
+            </w:tcMar>
+          </w:tcPr>
+          <w:p>
+            <w:r>
+              <w:rPr>
+                <w:b w:val="false"/>
+                <w:bCs w:val="false"/>
+                <w:color w:val="222222"/>
+                <w:sz w:val="19"/>
+                <w:szCs w:val="19"/>
+              </w:rPr>
+              <w:t xml:space="preserve">The brief specifies a Haiku-class model without pinning an ID. wp_remote_post is the correct, dependency-free transport for a WordPress plugin (Section 3: no external libraries). Model name is admin-configurable, so the ID can be changed without code edits.</w:t>
+            </w:r>
+          </w:p>
+        </w:tc>
+      </w:tr>
+      <w:tr>
+        <w:tc>
+          <w:tcPr>
+            <w:tcW w:type="dxa" w:w="1400"/>
+            <w:shd w:fill="FFFFFF" w:val="clear"/>
+            <w:tcMar>
+              <w:top w:type="dxa" w:w="60"/>
+              <w:left w:type="dxa" w:w="100"/>
+              <w:bottom w:type="dxa" w:w="60"/>
+              <w:right w:type="dxa" w:w="100"/>
+            </w:tcMar>
+          </w:tcPr>
+          <w:p>
+            <w:r>
+              <w:rPr>
+                <w:b w:val="false"/>
+                <w:bCs w:val="false"/>
+                <w:color w:val="222222"/>
+                <w:sz w:val="19"/>
+                <w:szCs w:val="19"/>
+              </w:rPr>
+              <w:t xml:space="preserve">Stage 4</w:t>
+            </w:r>
+          </w:p>
+        </w:tc>
+        <w:tc>
+          <w:tcPr>
+            <w:tcW w:type="dxa" w:w="4400"/>
+            <w:shd w:fill="FFFFFF" w:val="clear"/>
+            <w:tcMar>
+              <w:top w:type="dxa" w:w="60"/>
+              <w:left w:type="dxa" w:w="100"/>
+              <w:bottom w:type="dxa" w:w="60"/>
+              <w:right w:type="dxa" w:w="100"/>
+            </w:tcMar>
+          </w:tcPr>
+          <w:p>
+            <w:r>
+              <w:rPr>
+                <w:b w:val="false"/>
+                <w:bCs w:val="false"/>
+                <w:color w:val="222222"/>
+                <w:sz w:val="19"/>
+                <w:szCs w:val="19"/>
+              </w:rPr>
+              <w:t xml:space="preserve">Release re-runs the genuine path faithfully for KDNA Forms (un-flag the stored entry + re-send notifications). For WooCommerce sources (registration/login/lost-password/checkout/review) release emails the site admin the captured details instead of programmatically re-completing the account/order/review. Added a class-guard-quarantine-list-table.php helper (WP_List_Table subclass) beyond the Section 3 tree.</w:t>
+            </w:r>
+          </w:p>
+        </w:tc>
+        <w:tc>
+          <w:tcPr>
+            <w:tcW w:type="dxa" w:w="3200"/>
+            <w:shd w:fill="FFFFFF" w:val="clear"/>
+            <w:tcMar>
+              <w:top w:type="dxa" w:w="60"/>
+              <w:left w:type="dxa" w:w="100"/>
+              <w:bottom w:type="dxa" w:w="60"/>
+              <w:right w:type="dxa" w:w="100"/>
+            </w:tcMar>
+          </w:tcPr>
+          <w:p>
+            <w:r>
+              <w:rPr>
+                <w:b w:val="false"/>
+                <w:bCs w:val="false"/>
+                <w:color w:val="222222"/>
+                <w:sz w:val="19"/>
+                <w:szCs w:val="19"/>
+              </w:rPr>
+              <w:t xml:space="preserve">WooCommerce account/checkout/review actions can't be safely or faithfully replayed from a privacy-limited payload (passwords and payment data are deliberately never stored), so releasing notifies a human. A kdna_sentinel_guard_release filter lets a site fully handle any source. The list-table subclass is the standard way to render a WP admin list.</w:t>
+            </w:r>
+          </w:p>
+        </w:tc>
+      </w:tr>
+      <w:tr>
+        <w:tc>
+          <w:tcPr>
+            <w:tcW w:type="dxa" w:w="1400"/>
+            <w:shd w:fill="FFFFFF" w:val="clear"/>
+            <w:tcMar>
+              <w:top w:type="dxa" w:w="60"/>
+              <w:left w:type="dxa" w:w="100"/>
+              <w:bottom w:type="dxa" w:w="60"/>
+              <w:right w:type="dxa" w:w="100"/>
+            </w:tcMar>
+          </w:tcPr>
+          <w:p>
+            <w:r>
+              <w:rPr>
+                <w:b w:val="false"/>
+                <w:bCs w:val="false"/>
+                <w:color w:val="222222"/>
+                <w:sz w:val="19"/>
+                <w:szCs w:val="19"/>
+              </w:rPr>
+              <w:t xml:space="preserve">Stage 5</w:t>
+            </w:r>
+          </w:p>
+        </w:tc>
+        <w:tc>
+          <w:tcPr>
+            <w:tcW w:type="dxa" w:w="4400"/>
+            <w:shd w:fill="FFFFFF" w:val="clear"/>
+            <w:tcMar>
+              <w:top w:type="dxa" w:w="60"/>
+              <w:left w:type="dxa" w:w="100"/>
+              <w:bottom w:type="dxa" w:w="60"/>
+              <w:right w:type="dxa" w:w="100"/>
+            </w:tcMar>
+          </w:tcPr>
+          <w:p>
+            <w:r>
+              <w:rPr>
+                <w:b w:val="false"/>
+                <w:bCs w:val="false"/>
+                <w:color w:val="222222"/>
+                <w:sz w:val="19"/>
+                <w:szCs w:val="19"/>
+              </w:rPr>
+              <w:t xml:space="preserve">Added a fixed_at column to the vuln_cache table (schema v2) and an includes/watch/class-watch-providers.php file beyond the Section 3 tree. Patchstack field mapping is best-effort; WPScan is the primary, precisely-modelled provider.</w:t>
+            </w:r>
+          </w:p>
+        </w:tc>
+        <w:tc>
+          <w:tcPr>
+            <w:tcW w:type="dxa" w:w="3200"/>
+            <w:shd w:fill="FFFFFF" w:val="clear"/>
+            <w:tcMar>
+              <w:top w:type="dxa" w:w="60"/>
+              <w:left w:type="dxa" w:w="100"/>
+              <w:bottom w:type="dxa" w:w="60"/>
+              <w:right w:type="dxa" w:w="100"/>
+            </w:tcMar>
+          </w:tcPr>
+          <w:p>
+            <w:r>
+              <w:rPr>
+                <w:b w:val="false"/>
+                <w:bCs w:val="false"/>
+                <w:color w:val="222222"/>
+                <w:sz w:val="19"/>
+                <w:szCs w:val="19"/>
+              </w:rPr>
+              <w:t xml:space="preserve">The Section 3 vuln_cache schema has no fix-date column, but 'patch lag' (days since the fix was available) requires one; maybe_upgrade re-runs dbDelta to add it. The providers file houses the one-interface / swappable-implementation requirement. Patchstack's exact API JSON couldn't be verified offline, so its parser is defensive and easy to adjust; the interface makes swapping trivial.</w:t>
+            </w:r>
+          </w:p>
+        </w:tc>
+      </w:tr>
+      <w:tr>
+        <w:tc>
+          <w:tcPr>
+            <w:tcW w:type="dxa" w:w="1400"/>
+            <w:shd w:fill="FFFFFF" w:val="clear"/>
+            <w:tcMar>
+              <w:top w:type="dxa" w:w="60"/>
+              <w:left w:type="dxa" w:w="100"/>
+              <w:bottom w:type="dxa" w:w="60"/>
+              <w:right w:type="dxa" w:w="100"/>
+            </w:tcMar>
+          </w:tcPr>
+          <w:p>
+            <w:r>
+              <w:rPr>
+                <w:b w:val="false"/>
+                <w:bCs w:val="false"/>
+                <w:color w:val="222222"/>
+                <w:sz w:val="19"/>
+                <w:szCs w:val="19"/>
+              </w:rPr>
+              <w:t xml:space="preserve">Stage 6</w:t>
+            </w:r>
+          </w:p>
+        </w:tc>
+        <w:tc>
+          <w:tcPr>
+            <w:tcW w:type="dxa" w:w="4400"/>
+            <w:shd w:fill="FFFFFF" w:val="clear"/>
+            <w:tcMar>
+              <w:top w:type="dxa" w:w="60"/>
+              <w:left w:type="dxa" w:w="100"/>
+              <w:bottom w:type="dxa" w:w="60"/>
+              <w:right w:type="dxa" w:w="100"/>
+            </w:tcMar>
+          </w:tcPr>
+          <w:p>
+            <w:r>
+              <w:rPr>
+                <w:b w:val="false"/>
+                <w:bCs w:val="false"/>
+                <w:color w:val="222222"/>
+                <w:sz w:val="19"/>
+                <w:szCs w:val="19"/>
+              </w:rPr>
+              <w:t xml:space="preserve">The digest runs on a single daily wp-cron that self-gates on the chosen frequency and the last-sent date (rather than rescheduling the cron when the frequency setting changes).</w:t>
+            </w:r>
+          </w:p>
+        </w:tc>
+        <w:tc>
+          <w:tcPr>
+            <w:tcW w:type="dxa" w:w="3200"/>
+            <w:shd w:fill="FFFFFF" w:val="clear"/>
+            <w:tcMar>
+              <w:top w:type="dxa" w:w="60"/>
+              <w:left w:type="dxa" w:w="100"/>
+              <w:bottom w:type="dxa" w:w="60"/>
+              <w:right w:type="dxa" w:w="100"/>
+            </w:tcMar>
+          </w:tcPr>
+          <w:p>
+            <w:r>
+              <w:rPr>
+                <w:b w:val="false"/>
+                <w:bCs w:val="false"/>
+                <w:color w:val="222222"/>
+                <w:sz w:val="19"/>
+                <w:szCs w:val="19"/>
+              </w:rPr>
+              <w:t xml:space="preserve">Gating one daily job is more robust than re-scheduling on every settings save: a frequency change takes effect immediately with no dangling schedules, and a weekly digest still fires roughly every 7 days regardless of when the setting changed. Behaviour (daily vs weekly) matches the brief.</w:t>
+            </w:r>
+          </w:p>
+        </w:tc>
+      </w:tr>
+      <w:tr>
+        <w:tc>
+          <w:tcPr>
+            <w:tcW w:type="dxa" w:w="1400"/>
+            <w:shd w:fill="FFFFFF" w:val="clear"/>
+            <w:tcMar>
+              <w:top w:type="dxa" w:w="60"/>
+              <w:left w:type="dxa" w:w="100"/>
+              <w:bottom w:type="dxa" w:w="60"/>
+              <w:right w:type="dxa" w:w="100"/>
+            </w:tcMar>
+          </w:tcPr>
+          <w:p>
+            <w:r>
+              <w:rPr>
+                <w:b w:val="false"/>
+                <w:bCs w:val="false"/>
+                <w:color w:val="222222"/>
+                <w:sz w:val="19"/>
+                <w:szCs w:val="19"/>
+              </w:rPr>
+              <w:t xml:space="preserve">Stage 7</w:t>
+            </w:r>
+          </w:p>
+        </w:tc>
+        <w:tc>
+          <w:tcPr>
+            <w:tcW w:type="dxa" w:w="4400"/>
+            <w:shd w:fill="FFFFFF" w:val="clear"/>
+            <w:tcMar>
+              <w:top w:type="dxa" w:w="60"/>
+              <w:left w:type="dxa" w:w="100"/>
+              <w:bottom w:type="dxa" w:w="60"/>
+              <w:right w:type="dxa" w:w="100"/>
+            </w:tcMar>
+          </w:tcPr>
+          <w:p>
+            <w:r>
+              <w:rPr>
+                <w:b w:val="false"/>
+                <w:bCs w:val="false"/>
+                <w:color w:val="222222"/>
+                <w:sz w:val="19"/>
+                <w:szCs w:val="19"/>
+              </w:rPr>
+              <w:t xml:space="preserve">The client posts to {hub_url}/wp-json/kdna-sentinel/v1/report (standard REST path) as a non-blocking fire-and-forget request, and the hub stale-check-in threshold is 2 days.</w:t>
+            </w:r>
+          </w:p>
+        </w:tc>
+        <w:tc>
+          <w:tcPr>
+            <w:tcW w:type="dxa" w:w="3200"/>
+            <w:shd w:fill="FFFFFF" w:val="clear"/>
+            <w:tcMar>
+              <w:top w:type="dxa" w:w="60"/>
+              <w:left w:type="dxa" w:w="100"/>
+              <w:bottom w:type="dxa" w:w="60"/>
+              <w:right w:type="dxa" w:w="100"/>
+            </w:tcMar>
+          </w:tcPr>
+          <w:p>
+            <w:r>
+              <w:rPr>
+                <w:b w:val="false"/>
+                <w:bCs w:val="false"/>
+                <w:color w:val="222222"/>
+                <w:sz w:val="19"/>
+                <w:szCs w:val="19"/>
+              </w:rPr>
+              <w:t xml:space="preserve">Non-blocking keeps a scan from being slowed by the hub round-trip; the HMAC is still sent and the hub logs receipt, so delivery confirmation isn't needed. The standard /wp-json/ REST base covers the vast majority of installs. 2 days matches the daily report cadence (a site that misses ~2 daily reports is genuinely stale).</w:t>
             </w:r>
           </w:p>
         </w:tc>
